--- a/Knowledge/Source/Job Hunt/Resume_Template.docx
+++ b/Knowledge/Source/Job Hunt/Resume_Template.docx
@@ -467,7 +467,7 @@
           <w:lang w:val="en-GB"/>
         </w:rPr>
         <w:tab/>
-        <w:t xml:space="preserve">       Aug. 2024 – Dec. 2025</w:t>
+        <w:t xml:space="preserve">       Oct. 2024 – Dec. 2025</w:t>
       </w:r>
     </w:p>
     <w:p>

--- a/Knowledge/Source/Job Hunt/Resume_Template.docx
+++ b/Knowledge/Source/Job Hunt/Resume_Template.docx
@@ -503,7 +503,7 @@
           <w:szCs w:val="20"/>
           <w:lang w:val="en-GB"/>
         </w:rPr>
-        <w:t xml:space="preserve">Merit </w:t>
+        <w:t>Merit</w:t>
       </w:r>
       <w:r>
         <w:rPr>
@@ -512,7 +512,6 @@
           <w:szCs w:val="20"/>
           <w:lang w:val="en-GB"/>
         </w:rPr>
-        <w:t>(</w:t>
       </w:r>
       <w:r>
         <w:rPr>
@@ -521,7 +520,6 @@
           <w:szCs w:val="20"/>
           <w:lang w:val="en-GB"/>
         </w:rPr>
-        <w:t>Top 10% of graduating class</w:t>
       </w:r>
       <w:r>
         <w:rPr>
@@ -530,7 +528,6 @@
           <w:szCs w:val="20"/>
           <w:lang w:val="en-GB"/>
         </w:rPr>
-        <w:t>)</w:t>
       </w:r>
     </w:p>
     <w:p>
@@ -566,7 +563,7 @@
           <w:szCs w:val="20"/>
           <w:lang w:val="en-GB"/>
         </w:rPr>
-        <w:t>Relevant Coursework (Top 5% of graduating class):</w:t>
+        <w:t>Relevant Coursework:</w:t>
       </w:r>
       <w:r>
         <w:rPr>
@@ -582,7 +579,7 @@
           <w:szCs w:val="20"/>
           <w:lang w:val="en-GB"/>
         </w:rPr>
-        <w:t xml:space="preserve">AI Governance &amp; Predictive Risk Engine. Reducing False Positives by 24% through an optimised machine learning model auditing algorithmic decision-making.  </w:t>
+        <w:t>AI Governance &amp; Predictive Risk Engine. Cut high-risk incorrect approvals (False Positives) by 24 cases per 100 previous instances through an optimised machine learning model auditing algorithmic decision-making.</w:t>
       </w:r>
     </w:p>
     <w:p>

--- a/Knowledge/Source/Job Hunt/Resume_Template.docx
+++ b/Knowledge/Source/Job Hunt/Resume_Template.docx
@@ -532,54 +532,51 @@
     </w:p>
     <w:p>
       <w:pPr>
-        <w:numPr>
-          <w:ilvl w:val="0"/>
-          <w:numId w:val="1"/>
-        </w:numPr>
-        <w:pBdr>
-          <w:top w:val="nil"/>
-          <w:left w:val="nil"/>
-          <w:bottom w:val="nil"/>
-          <w:right w:val="nil"/>
-          <w:between w:val="nil"/>
-        </w:pBdr>
         <w:tabs>
           <w:tab w:val="right" w:pos="11952"/>
         </w:tabs>
-        <w:ind w:left="270" w:hanging="270"/>
-        <w:rPr>
-          <w:color w:val="000000" w:themeColor="text1"/>
-          <w:sz w:val="20"/>
-          <w:szCs w:val="20"/>
-          <w:lang w:val="en-GB"/>
-        </w:rPr>
-      </w:pPr>
-      <w:r>
-        <w:rPr>
-          <w:b/>
-          <w:bCs/>
-          <w:color w:val="000000" w:themeColor="text1"/>
-          <w:sz w:val="20"/>
-          <w:szCs w:val="20"/>
-          <w:lang w:val="en-GB"/>
-        </w:rPr>
-        <w:t>Relevant Coursework:</w:t>
-      </w:r>
-      <w:r>
-        <w:rPr>
-          <w:color w:val="000000"/>
-          <w:lang w:val="en-GB"/>
-        </w:rPr>
-        <w:t xml:space="preserve"> </w:t>
-      </w:r>
-      <w:r>
-        <w:rPr>
-          <w:color w:val="000000" w:themeColor="text1"/>
-          <w:sz w:val="20"/>
-          <w:szCs w:val="20"/>
-          <w:lang w:val="en-GB"/>
-        </w:rPr>
-        <w:t>AI Governance &amp; Predictive Risk Engine. Cut high-risk incorrect approvals (False Positives) by 24 cases per 100 previous instances through an optimised machine learning model auditing algorithmic decision-making.</w:t>
+        <w:rPr>
+          <w:b/>
+          <w:sz w:val="20"/>
+          <w:szCs w:val="20"/>
+          <w:lang w:val="en-GB"/>
+        </w:rPr>
+      </w:pPr>
+      <w:r>
+        <w:rPr>
+          <w:b/>
+          <w:sz w:val="20"/>
+          <w:szCs w:val="20"/>
+          <w:lang w:val="en-GB"/>
+        </w:rPr>
+        <w:t xml:space="preserve">Hang Seng University </w:t>
+      </w:r>
+      <w:r>
+        <w:rPr>
+          <w:b/>
+          <w:sz w:val="20"/>
+          <w:szCs w:val="20"/>
+          <w:lang w:val="en-GB"/>
+        </w:rPr>
+        <w:t>Hong Kong</w:t>
+      </w:r>
+      <w:r>
+        <w:rPr>
+          <w:b/>
+          <w:sz w:val="20"/>
+          <w:szCs w:val="20"/>
+          <w:lang w:val="en-GB"/>
+        </w:rPr>
+        <w:tab/>
+      </w:r>
+      <w:r>
+        <w:rPr>
+          <w:b/>
+          <w:sz w:val="20"/>
+          <w:szCs w:val="20"/>
+          <w:lang w:val="en-GB"/>
+        </w:rPr>
+        <w:t>Hong Kong</w:t>
       </w:r>
     </w:p>
     <w:p>
@@ -588,55 +585,6 @@
           <w:tab w:val="right" w:pos="11952"/>
         </w:tabs>
         <w:rPr>
-          <w:b/>
-          <w:sz w:val="20"/>
-          <w:szCs w:val="20"/>
-          <w:lang w:val="en-GB"/>
-        </w:rPr>
-      </w:pPr>
-      <w:r>
-        <w:rPr>
-          <w:b/>
-          <w:sz w:val="20"/>
-          <w:szCs w:val="20"/>
-          <w:lang w:val="en-GB"/>
-        </w:rPr>
-        <w:t xml:space="preserve">Hang Seng University </w:t>
-      </w:r>
-      <w:r>
-        <w:rPr>
-          <w:b/>
-          <w:sz w:val="20"/>
-          <w:szCs w:val="20"/>
-          <w:lang w:val="en-GB"/>
-        </w:rPr>
-        <w:t>Hong Kong</w:t>
-      </w:r>
-      <w:r>
-        <w:rPr>
-          <w:b/>
-          <w:sz w:val="20"/>
-          <w:szCs w:val="20"/>
-          <w:lang w:val="en-GB"/>
-        </w:rPr>
-        <w:tab/>
-      </w:r>
-      <w:r>
-        <w:rPr>
-          <w:b/>
-          <w:sz w:val="20"/>
-          <w:szCs w:val="20"/>
-          <w:lang w:val="en-GB"/>
-        </w:rPr>
-        <w:t>Hong Kong</w:t>
-      </w:r>
-    </w:p>
-    <w:p>
-      <w:pPr>
-        <w:tabs>
-          <w:tab w:val="right" w:pos="11952"/>
-        </w:tabs>
-        <w:rPr>
           <w:i/>
           <w:iCs/>
           <w:sz w:val="20"/>
@@ -652,7 +600,7 @@
           <w:szCs w:val="20"/>
           <w:lang w:val="en-GB"/>
         </w:rPr>
-        <w:t>Bachelor of Communication Technology</w:t>
+        <w:t>BSc Information Technology</w:t>
       </w:r>
       <w:r>
         <w:rPr>
